--- a/docs/02_user_stories.docx
+++ b/docs/02_user_stories.docx
@@ -58,25 +58,7 @@
                 <w:sz w:val="22"/>
                 <w:szCs w:val="22"/>
               </w:rPr>
-              <w:t xml:space="preserve">DOKUMENT 2 </w:t>
-            </w:r>
-            <w:r>
-              <w:rPr>
-                <w:b/>
-                <w:bCs/>
-                <w:sz w:val="22"/>
-                <w:szCs w:val="22"/>
-              </w:rPr>
-              <w:t>-</w:t>
-            </w:r>
-            <w:r>
-              <w:rPr>
-                <w:b/>
-                <w:bCs/>
-                <w:sz w:val="22"/>
-                <w:szCs w:val="22"/>
-              </w:rPr>
-              <w:t xml:space="preserve"> KORISNIČKI ZAHTEVI</w:t>
+              <w:t xml:space="preserve">DOKUMENT 2 - KORISNIČKI ZAHTEVI</w:t>
             </w:r>
           </w:p>
           <w:p>
@@ -104,21 +86,7 @@
                 <w:sz w:val="26"/>
                 <w:szCs w:val="26"/>
               </w:rPr>
-              <w:t xml:space="preserve">Multiplayer Game </w:t>
-            </w:r>
-            <w:r>
-              <w:rPr>
-                <w:sz w:val="26"/>
-                <w:szCs w:val="26"/>
-              </w:rPr>
-              <w:t>-</w:t>
-            </w:r>
-            <w:r>
-              <w:rPr>
-                <w:sz w:val="26"/>
-                <w:szCs w:val="26"/>
-              </w:rPr>
-              <w:t xml:space="preserve"> Lažeš</w:t>
+              <w:t xml:space="preserve">Multiplayer Game - Lažeš</w:t>
             </w:r>
           </w:p>
           <w:p>
@@ -218,13 +186,7 @@
         <w:spacing w:after="240"/>
       </w:pPr>
       <w:r>
-        <w:t xml:space="preserve">Ovaj dokument definiše sve korisničke zahteve u formi User Story-ja korišćenjem MoSCoW metode prioritizacije. Svaka priča sadrži: ko traži, šta traži, zašto traži i kriterijume prihvatanja (DoD </w:t>
-      </w:r>
-      <w:r>
-        <w:t>-</w:t>
-      </w:r>
-      <w:r>
-        <w:t xml:space="preserve"> Definition of Done).</w:t>
+        <w:t xml:space="preserve">Ovaj dokument definiše sve korisničke zahteve u formi User Story-ja korišćenjem MoSCoW metode prioritizacije. Svaka priča sadrži: ko traži, šta traži, zašto traži i kriterijume prihvatanja (DoD - Definition of Done).</w:t>
       </w:r>
     </w:p>
     <w:tbl>
@@ -2154,13 +2116,7 @@
               <w:spacing w:after="60"/>
             </w:pPr>
             <w:r>
-              <w:t>Ako je partija već počela, prikazuje se poruka: 'Igra je u toku</w:t>
-            </w:r>
-            <w:r>
-              <w:t>,</w:t>
-            </w:r>
-            <w:r>
-              <w:t xml:space="preserve"> ne može se priključiti'.</w:t>
+              <w:t xml:space="preserve">Ako je partija već počela, prikazuje se poruka: 'Igra je u toku, ne može se priključiti'.</w:t>
             </w:r>
           </w:p>
         </w:tc>
@@ -3082,7 +3038,7 @@
               <w:spacing w:after="60"/>
             </w:pPr>
             <w:r>
-              <w:t>Igrač bira broj karata (1–8) i vrednost karte (1–14) koju najavljuje.</w:t>
+              <w:t>Igrač bira broj karata (1–8) i vrednost karte (1–13) koju najavljuje.</w:t>
             </w:r>
           </w:p>
           <w:p>
@@ -3733,7 +3689,7 @@
                 <w:b/>
                 <w:bCs/>
               </w:rPr>
-              <w:t>želim da svaki potez traje najviše 30 sekundi,</w:t>
+              <w:t>želim da svaki potez traje najviše 60 sekundi,</w:t>
             </w:r>
           </w:p>
           <w:p>
@@ -3783,7 +3739,7 @@
               <w:spacing w:after="60"/>
             </w:pPr>
             <w:r>
-              <w:t>Tajmer od 30 sekundi po igraču prikazan je svim učesnicima za stolom.</w:t>
+              <w:t>Tajmer od 60 sekundi po igraču prikazan je svim učesnicima za stolom.</w:t>
             </w:r>
           </w:p>
           <w:p>
@@ -4340,13 +4296,7 @@
               <w:spacing w:after="60"/>
             </w:pPr>
             <w:r>
-              <w:t>Server je autoritativan izvor stanja partije</w:t>
-            </w:r>
-            <w:r>
-              <w:t>,</w:t>
-            </w:r>
-            <w:r>
-              <w:t xml:space="preserve"> klijenti ne mogu lokalno izmeniti tuđe karte ili redosled poteza.</w:t>
+              <w:t xml:space="preserve">Server je autoritativan izvor stanja partije, klijenti ne mogu lokalno izmeniti tuđe karte ili redosled poteza.</w:t>
             </w:r>
           </w:p>
         </w:tc>
@@ -4544,7 +4494,7 @@
               <w:spacing w:after="60"/>
             </w:pPr>
             <w:r>
-              <w:t>Odspojeni igrač i njegove karte se uklanjaju iz redosleda poteza.</w:t>
+              <w:t>Odspojenom igraču se mesto čuva do 2 minuta i server automatski igra u njegovo ime dok se ne vrati.</w:t>
             </w:r>
           </w:p>
           <w:p>
@@ -4583,7 +4533,7 @@
               <w:spacing w:after="60"/>
             </w:pPr>
             <w:r>
-              <w:t>Ostalim igračima prikazuje se poruka da je određeni igrač napustio partiju.</w:t>
+              <w:t>Ostalim igračima se prikazuje da je igrač privremeno izgubio vezu, a zatim da se vratio ili napustio partiju.</w:t>
             </w:r>
           </w:p>
         </w:tc>
@@ -5589,13 +5539,7 @@
               <w:spacing w:after="60"/>
             </w:pPr>
             <w:r>
-              <w:t>Poslednje 3</w:t>
-            </w:r>
-            <w:r>
-              <w:t>-</w:t>
-            </w:r>
-            <w:r>
-              <w:t>5 notifikacija dostupne su u kratkom log prikazu pored stola.</w:t>
+              <w:t>Poslednje 3-5 notifikacija dostupne su u kratkom log prikazu pored stola.</w:t>
             </w:r>
           </w:p>
         </w:tc>
@@ -6316,6 +6260,435 @@
     </w:p>
     <w:p>
       <w:pPr>
+        <w:spacing w:after="220"/>
+      </w:pPr>
+    </w:p>
+    <w:tbl>
+      <w:tblPr>
+        <w:tblW w:w="9026" w:type="dxa"/>
+        <w:tblBorders>
+          <w:top w:val="single" w:sz="4" w:space="0" w:color="auto"/>
+          <w:left w:val="single" w:sz="4" w:space="0" w:color="auto"/>
+          <w:bottom w:val="single" w:sz="4" w:space="0" w:color="auto"/>
+          <w:right w:val="single" w:sz="4" w:space="0" w:color="auto"/>
+          <w:insideH w:val="single" w:sz="4" w:space="0" w:color="auto"/>
+          <w:insideV w:val="single" w:sz="4" w:space="0" w:color="auto"/>
+        </w:tblBorders>
+        <w:tblCellMar>
+          <w:left w:w="10" w:type="dxa"/>
+          <w:right w:w="10" w:type="dxa"/>
+        </w:tblCellMar>
+        <w:tblLook w:val="04A0" w:firstRow="1" w:lastRow="0" w:firstColumn="1" w:lastColumn="0" w:noHBand="0" w:noVBand="1"/>
+      </w:tblPr>
+      <w:tblGrid>
+        <w:gridCol w:w="9026"/>
+      </w:tblGrid>
+      <w:tr>
+        <w:tblPrEx>
+          <w:tblCellMar>
+            <w:top w:w="0" w:type="dxa"/>
+            <w:bottom w:w="0" w:type="dxa"/>
+          </w:tblCellMar>
+        </w:tblPrEx>
+        <w:tc>
+          <w:tcPr>
+            <w:tcW w:w="9026" w:type="dxa"/>
+            <w:tcBorders>
+              <w:top w:val="single" w:sz="8" w:space="0" w:color="999999"/>
+              <w:left w:val="single" w:sz="8" w:space="0" w:color="999999"/>
+              <w:bottom w:val="single" w:sz="8" w:space="0" w:color="999999"/>
+              <w:right w:val="single" w:sz="8" w:space="0" w:color="999999"/>
+            </w:tcBorders>
+            <w:tcMar>
+              <w:top w:w="200" w:type="dxa"/>
+              <w:left w:w="220" w:type="dxa"/>
+              <w:bottom w:w="200" w:type="dxa"/>
+              <w:right w:w="220" w:type="dxa"/>
+            </w:tcMar>
+          </w:tcPr>
+          <w:p>
+            <w:pPr>
+              <w:spacing w:after="160"/>
+            </w:pPr>
+            <w:r>
+              <w:rPr>
+                <w:b/>
+                <w:bCs/>
+                <w:sz w:val="26"/>
+                <w:szCs w:val="26"/>
+              </w:rPr>
+              <w:lastRenderedPageBreak/>
+              <w:t xml:space="preserve">US-20  </w:t>
+            </w:r>
+            <w:r>
+              <w:rPr>
+                <w:i/>
+                <w:iCs/>
+                <w:color w:val="555555"/>
+                <w:sz w:val="22"/>
+                <w:szCs w:val="22"/>
+              </w:rPr>
+              <w:t xml:space="preserve">EP-03   </w:t>
+            </w:r>
+            <w:r>
+              <w:rPr>
+                <w:b/>
+                <w:bCs/>
+                <w:color w:val="2471A3"/>
+                <w:sz w:val="22"/>
+                <w:szCs w:val="22"/>
+              </w:rPr>
+              <w:t>[ SHOULD HAVE ]</w:t>
+            </w:r>
+          </w:p>
+          <w:p>
+            <w:pPr>
+              <w:spacing w:after="20"/>
+            </w:pPr>
+            <w:r>
+              <w:rPr>
+                <w:i/>
+                <w:iCs/>
+                <w:color w:val="555555"/>
+              </w:rPr>
+              <w:t>Kao</w:t>
+            </w:r>
+          </w:p>
+          <w:p>
+            <w:pPr>
+              <w:spacing w:after="120"/>
+            </w:pPr>
+            <w:r>
+              <w:rPr>
+                <w:b/>
+                <w:bCs/>
+              </w:rPr>
+              <w:t>igrač,</w:t>
+            </w:r>
+          </w:p>
+          <w:p>
+            <w:pPr>
+              <w:spacing w:after="20"/>
+            </w:pPr>
+            <w:r>
+              <w:rPr>
+                <w:i/>
+                <w:iCs/>
+                <w:color w:val="555555"/>
+              </w:rPr>
+              <w:t>želim da</w:t>
+            </w:r>
+          </w:p>
+          <w:p>
+            <w:pPr>
+              <w:spacing w:after="120"/>
+            </w:pPr>
+            <w:r>
+              <w:rPr>
+                <w:b/>
+                <w:bCs/>
+              </w:rPr>
+              <w:t>želim da mogu da se vratim u istu partiju posle prekida veze, sa istog uređaja,</w:t>
+            </w:r>
+          </w:p>
+          <w:p>
+            <w:pPr>
+              <w:spacing w:after="20"/>
+            </w:pPr>
+            <w:r>
+              <w:rPr>
+                <w:i/>
+                <w:iCs/>
+                <w:color w:val="555555"/>
+              </w:rPr>
+              <w:t>kako bih</w:t>
+            </w:r>
+          </w:p>
+          <w:p>
+            <w:pPr>
+              <w:spacing w:after="160"/>
+            </w:pPr>
+            <w:r>
+              <w:rPr>
+                <w:b/>
+                <w:bCs/>
+              </w:rPr>
+              <w:t>nastavim partiju od trenutka prekida umesto da mesto trajno izgubim.</w:t>
+            </w:r>
+          </w:p>
+          <w:p>
+            <w:pPr>
+              <w:spacing w:after="80"/>
+            </w:pPr>
+            <w:r>
+              <w:rPr>
+                <w:b/>
+                <w:bCs/>
+              </w:rPr>
+              <w:t>Kriterijumi prihvatanja:</w:t>
+            </w:r>
+          </w:p>
+          <w:p>
+            <w:pPr>
+              <w:pStyle w:val="ListParagraph"/>
+              <w:numPr>
+                <w:ilvl w:val="0"/>
+                <w:numId w:val="2"/>
+              </w:numPr>
+              <w:spacing w:after="60"/>
+            </w:pPr>
+            <w:r>
+              <w:t>Kada igraču pukne veza tokom partije, mesto mu se čuva do 2 minuta, a server automatski igra umesto njega.</w:t>
+            </w:r>
+          </w:p>
+          <w:p>
+            <w:pPr>
+              <w:pStyle w:val="ListParagraph"/>
+              <w:numPr>
+                <w:ilvl w:val="0"/>
+                <w:numId w:val="2"/>
+              </w:numPr>
+              <w:spacing w:after="60"/>
+            </w:pPr>
+            <w:r>
+              <w:t>Igrač se vraća jednim dugmetom „Nastavi partiju"; server ga prepoznaje po otisku uređaja, bez naloga i bez unosa koda sobe.</w:t>
+            </w:r>
+          </w:p>
+          <w:p>
+            <w:pPr>
+              <w:pStyle w:val="ListParagraph"/>
+              <w:numPr>
+                <w:ilvl w:val="0"/>
+                <w:numId w:val="2"/>
+              </w:numPr>
+              <w:spacing w:after="60"/>
+            </w:pPr>
+            <w:r>
+              <w:t>Ako se ne vrati u predviđenom roku, mesto se oslobađa i partija se nastavlja bez njega.</w:t>
+            </w:r>
+          </w:p>
+        </w:tc>
+      </w:tr>
+    </w:tbl>
+    <w:p>
+      <w:pPr>
+        <w:spacing w:after="220"/>
+      </w:pPr>
+    </w:p>
+    <w:tbl>
+      <w:tblPr>
+        <w:tblW w:w="9026" w:type="dxa"/>
+        <w:tblBorders>
+          <w:top w:val="single" w:sz="4" w:space="0" w:color="auto"/>
+          <w:left w:val="single" w:sz="4" w:space="0" w:color="auto"/>
+          <w:bottom w:val="single" w:sz="4" w:space="0" w:color="auto"/>
+          <w:right w:val="single" w:sz="4" w:space="0" w:color="auto"/>
+          <w:insideH w:val="single" w:sz="4" w:space="0" w:color="auto"/>
+          <w:insideV w:val="single" w:sz="4" w:space="0" w:color="auto"/>
+        </w:tblBorders>
+        <w:tblCellMar>
+          <w:left w:w="10" w:type="dxa"/>
+          <w:right w:w="10" w:type="dxa"/>
+        </w:tblCellMar>
+        <w:tblLook w:val="04A0" w:firstRow="1" w:lastRow="0" w:firstColumn="1" w:lastColumn="0" w:noHBand="0" w:noVBand="1"/>
+      </w:tblPr>
+      <w:tblGrid>
+        <w:gridCol w:w="9026"/>
+      </w:tblGrid>
+      <w:tr>
+        <w:tblPrEx>
+          <w:tblCellMar>
+            <w:top w:w="0" w:type="dxa"/>
+            <w:bottom w:w="0" w:type="dxa"/>
+          </w:tblCellMar>
+        </w:tblPrEx>
+        <w:tc>
+          <w:tcPr>
+            <w:tcW w:w="9026" w:type="dxa"/>
+            <w:tcBorders>
+              <w:top w:val="single" w:sz="8" w:space="0" w:color="999999"/>
+              <w:left w:val="single" w:sz="8" w:space="0" w:color="999999"/>
+              <w:bottom w:val="single" w:sz="8" w:space="0" w:color="999999"/>
+              <w:right w:val="single" w:sz="8" w:space="0" w:color="999999"/>
+            </w:tcBorders>
+            <w:tcMar>
+              <w:top w:w="200" w:type="dxa"/>
+              <w:left w:w="220" w:type="dxa"/>
+              <w:bottom w:w="200" w:type="dxa"/>
+              <w:right w:w="220" w:type="dxa"/>
+            </w:tcMar>
+          </w:tcPr>
+          <w:p>
+            <w:pPr>
+              <w:spacing w:after="160"/>
+            </w:pPr>
+            <w:r>
+              <w:rPr>
+                <w:b/>
+                <w:bCs/>
+                <w:sz w:val="26"/>
+                <w:szCs w:val="26"/>
+              </w:rPr>
+              <w:lastRenderedPageBreak/>
+              <w:t xml:space="preserve">US-21  </w:t>
+            </w:r>
+            <w:r>
+              <w:rPr>
+                <w:i/>
+                <w:iCs/>
+                <w:color w:val="555555"/>
+                <w:sz w:val="22"/>
+                <w:szCs w:val="22"/>
+              </w:rPr>
+              <w:t xml:space="preserve">EP-03   </w:t>
+            </w:r>
+            <w:r>
+              <w:rPr>
+                <w:b/>
+                <w:bCs/>
+                <w:color w:val="2471A3"/>
+                <w:sz w:val="22"/>
+                <w:szCs w:val="22"/>
+              </w:rPr>
+              <w:t>[ SHOULD HAVE ]</w:t>
+            </w:r>
+          </w:p>
+          <w:p>
+            <w:pPr>
+              <w:spacing w:after="20"/>
+            </w:pPr>
+            <w:r>
+              <w:rPr>
+                <w:i/>
+                <w:iCs/>
+                <w:color w:val="555555"/>
+              </w:rPr>
+              <w:t>Kao</w:t>
+            </w:r>
+          </w:p>
+          <w:p>
+            <w:pPr>
+              <w:spacing w:after="120"/>
+            </w:pPr>
+            <w:r>
+              <w:rPr>
+                <w:b/>
+                <w:bCs/>
+              </w:rPr>
+              <w:t>igrač,</w:t>
+            </w:r>
+          </w:p>
+          <w:p>
+            <w:pPr>
+              <w:spacing w:after="20"/>
+            </w:pPr>
+            <w:r>
+              <w:rPr>
+                <w:i/>
+                <w:iCs/>
+                <w:color w:val="555555"/>
+              </w:rPr>
+              <w:t>želim da</w:t>
+            </w:r>
+          </w:p>
+          <w:p>
+            <w:pPr>
+              <w:spacing w:after="120"/>
+            </w:pPr>
+            <w:r>
+              <w:rPr>
+                <w:b/>
+                <w:bCs/>
+              </w:rPr>
+              <w:t>želim da sa jednog računara ne mogu da zauzmem dva mesta u istoj partiji,</w:t>
+            </w:r>
+          </w:p>
+          <w:p>
+            <w:pPr>
+              <w:spacing w:after="20"/>
+            </w:pPr>
+            <w:r>
+              <w:rPr>
+                <w:i/>
+                <w:iCs/>
+                <w:color w:val="555555"/>
+              </w:rPr>
+              <w:t>kako bih</w:t>
+            </w:r>
+          </w:p>
+          <w:p>
+            <w:pPr>
+              <w:spacing w:after="160"/>
+            </w:pPr>
+            <w:r>
+              <w:rPr>
+                <w:b/>
+                <w:bCs/>
+              </w:rPr>
+              <w:t>niko ne može da kontroliše više igrača za istim stolom.</w:t>
+            </w:r>
+          </w:p>
+          <w:p>
+            <w:pPr>
+              <w:spacing w:after="80"/>
+            </w:pPr>
+            <w:r>
+              <w:rPr>
+                <w:b/>
+                <w:bCs/>
+              </w:rPr>
+              <w:t>Kriterijumi prihvatanja:</w:t>
+            </w:r>
+          </w:p>
+          <w:p>
+            <w:pPr>
+              <w:pStyle w:val="ListParagraph"/>
+              <w:numPr>
+                <w:ilvl w:val="0"/>
+                <w:numId w:val="2"/>
+              </w:numPr>
+              <w:spacing w:after="60"/>
+            </w:pPr>
+            <w:r>
+              <w:t>Ako se sa istog uređaja pokuša ulazak u sobu u kojoj taj uređaj već ima mesto, ulazak se odbija porukom „Već ste u ovoj sobi sa ovog uređaja".</w:t>
+            </w:r>
+          </w:p>
+          <w:p>
+            <w:pPr>
+              <w:pStyle w:val="ListParagraph"/>
+              <w:numPr>
+                <w:ilvl w:val="0"/>
+                <w:numId w:val="2"/>
+              </w:numPr>
+              <w:spacing w:after="60"/>
+            </w:pPr>
+            <w:r>
+              <w:t>Sa istog računara je dozvoljeno biti povezan na server i igrati u različitim sobama.</w:t>
+            </w:r>
+          </w:p>
+          <w:p>
+            <w:pPr>
+              <w:pStyle w:val="ListParagraph"/>
+              <w:numPr>
+                <w:ilvl w:val="0"/>
+                <w:numId w:val="2"/>
+              </w:numPr>
+              <w:spacing w:after="60"/>
+            </w:pPr>
+            <w:r>
+              <w:t>Provera se radi na serveru na osnovu otiska uređaja, bez naloga.</w:t>
+            </w:r>
+          </w:p>
+        </w:tc>
+      </w:tr>
+    </w:tbl>
+    <w:p>
+      <w:pPr>
+        <w:spacing w:after="220"/>
+      </w:pPr>
+    </w:p>
+    <w:p>
+      <w:pPr>
         <w:spacing w:before="200"/>
         <w:jc w:val="center"/>
       </w:pPr>
@@ -6325,7 +6698,7 @@
           <w:iCs/>
           <w:color w:val="555555"/>
         </w:rPr>
-        <w:t>Dokument 2 završen. Ukupno: 19 User Stories | Must Have: 14 | Should Have: 4 | Could Have: 1</w:t>
+        <w:t>Dokument 2 završen. Ukupno: 21 User Story | Must Have: 14 | Should Have: 6 | Could Have: 1</w:t>
       </w:r>
     </w:p>
     <w:sectPr>
